--- a/ky/wisdom-stories/how-can-i-escape-my-thoughts.docx
+++ b/ky/wisdom-stories/how-can-i-escape-my-thoughts.docx
@@ -39,7 +39,7 @@
           <w:sz w:val="22"/>
           <w:lang w:val="ky-KG"/>
         </w:rPr>
-        <w:t>Күндөрдүн биринде бир адам өз доорунун аалымдарынын бирине келип сурайт:</w:t>
+        <w:t>Күндөрдүн биринде бир адам өз доорунун таанымал аалымдарынын бирине келип сурайт:</w:t>
       </w:r>
     </w:p>
     <w:p>
@@ -183,7 +183,7 @@
           <w:sz w:val="22"/>
           <w:lang w:val="ky-KG"/>
         </w:rPr>
-        <w:t>Сабак: Кайра-кайра көңүлгө түйгөн оор ой өзүбүзгө жүк болот. Ага башкача карап көрүү көңүлдү жеңилдетиши мүмкүн.</w:t>
+        <w:t>Сабак: Сени эзген ойлорду өзүң кармап турасың; аларды коё берүү да өз колуңда. Көз карашыңды өзгөртсөң, жүгүң жеңилдейт.</w:t>
       </w:r>
     </w:p>
     <w:p>
@@ -202,7 +202,7 @@
           <w:sz w:val="18"/>
           <w:lang w:val="ky-KG"/>
         </w:rPr>
-        <w:t>Окуя ачык интернет булактарынан алынды.</w:t>
+        <w:t>Аңгемелер ачык интернет булактарынан алынган, иллюстрациялар болсо ЖИ менен түзүлгөн.</w:t>
       </w:r>
     </w:p>
     <w:sectPr>
